--- a/cv/Marc_Antoine_Robichaud_CV_2026(FR).docx
+++ b/cv/Marc_Antoine_Robichaud_CV_2026(FR).docx
@@ -4,11 +4,12 @@
   <w:body>
     <w:p>
       <w:pPr>
-        <w:pStyle w:val="Titre1"/>
+        <w:pStyle w:val="Heading1"/>
         <w:spacing w:before="77"/>
         <w:rPr>
           <w:sz w:val="26"/>
           <w:szCs w:val="26"/>
+          <w:lang w:val="fr-CA"/>
         </w:rPr>
       </w:pPr>
       <w:bookmarkStart w:id="0" w:name="Marc-Antoine_Robichaud"/>
@@ -17,31 +18,34 @@
         <w:rPr>
           <w:sz w:val="26"/>
           <w:szCs w:val="26"/>
+          <w:lang w:val="fr-CA"/>
         </w:rPr>
         <w:t>Marc-Antoine Robichaud</w:t>
       </w:r>
     </w:p>
     <w:p>
       <w:pPr>
-        <w:pStyle w:val="Corpsdetexte"/>
+        <w:pStyle w:val="BodyText"/>
         <w:spacing w:before="54"/>
         <w:ind w:left="201"/>
         <w:rPr>
           <w:sz w:val="21"/>
           <w:szCs w:val="21"/>
-        </w:rPr>
-      </w:pPr>
-      <w:r>
-        <w:rPr>
-          <w:sz w:val="21"/>
-          <w:szCs w:val="21"/>
-        </w:rPr>
-        <w:t>Montreal, QC (514) 779-8259</w:t>
-      </w:r>
-    </w:p>
-    <w:p>
-      <w:pPr>
-        <w:pStyle w:val="Corpsdetexte"/>
+          <w:lang w:val="fr-CA"/>
+        </w:rPr>
+      </w:pPr>
+      <w:r>
+        <w:rPr>
+          <w:sz w:val="21"/>
+          <w:szCs w:val="21"/>
+          <w:lang w:val="fr-CA"/>
+        </w:rPr>
+        <w:t>Lacolle, QC (514) 779-8259</w:t>
+      </w:r>
+    </w:p>
+    <w:p>
+      <w:pPr>
+        <w:pStyle w:val="BodyText"/>
         <w:spacing w:before="25" w:line="276" w:lineRule="auto"/>
         <w:ind w:left="227"/>
         <w:rPr>
@@ -148,7 +152,7 @@
     </w:p>
     <w:p>
       <w:pPr>
-        <w:pStyle w:val="Corpsdetexte"/>
+        <w:pStyle w:val="BodyText"/>
         <w:spacing w:before="25" w:line="276" w:lineRule="auto"/>
         <w:ind w:left="227"/>
         <w:rPr>
@@ -231,7 +235,7 @@
       <w:hyperlink r:id="rId13" w:history="1">
         <w:r>
           <w:rPr>
-            <w:rStyle w:val="Lienhypertexte"/>
+            <w:rStyle w:val="Hyperlink"/>
           </w:rPr>
           <w:t>LinkedIn</w:t>
         </w:r>
@@ -239,11 +243,11 @@
     </w:p>
     <w:p>
       <w:pPr>
-        <w:pStyle w:val="Corpsdetexte"/>
+        <w:pStyle w:val="BodyText"/>
         <w:spacing w:before="25" w:line="276" w:lineRule="auto"/>
         <w:ind w:left="360"/>
         <w:rPr>
-          <w:lang w:val="fr-CA"/>
+          <w:lang w:val="en-CA"/>
         </w:rPr>
       </w:pPr>
       <w:r>
@@ -321,8 +325,8 @@
         <w:proofErr w:type="spellStart"/>
         <w:r>
           <w:rPr>
-            <w:rStyle w:val="Lienhypertexte"/>
-            <w:lang w:val="fr-CA"/>
+            <w:rStyle w:val="Hyperlink"/>
+            <w:lang w:val="en-CA"/>
           </w:rPr>
           <w:t>Github</w:t>
         </w:r>
@@ -330,29 +334,29 @@
       </w:hyperlink>
       <w:r>
         <w:rPr>
-          <w:lang w:val="fr-CA"/>
+          <w:lang w:val="en-CA"/>
         </w:rPr>
         <w:t xml:space="preserve"> </w:t>
       </w:r>
     </w:p>
     <w:p>
       <w:pPr>
-        <w:pStyle w:val="Corpsdetexte"/>
+        <w:pStyle w:val="BodyText"/>
         <w:rPr>
           <w:sz w:val="24"/>
-          <w:lang w:val="fr-CA"/>
-        </w:rPr>
-      </w:pPr>
-      <w:r>
-        <w:rPr>
-          <w:lang w:val="fr-CA"/>
+          <w:lang w:val="en-CA"/>
+        </w:rPr>
+      </w:pPr>
+      <w:r>
+        <w:rPr>
+          <w:lang w:val="en-CA"/>
         </w:rPr>
         <w:br w:type="column"/>
       </w:r>
     </w:p>
     <w:p>
       <w:pPr>
-        <w:pStyle w:val="Corpsdetexte"/>
+        <w:pStyle w:val="BodyText"/>
         <w:spacing w:line="240" w:lineRule="exact"/>
         <w:ind w:left="227"/>
         <w:rPr>
@@ -372,7 +376,7 @@
     </w:p>
     <w:p>
       <w:pPr>
-        <w:pStyle w:val="Corpsdetexte"/>
+        <w:pStyle w:val="BodyText"/>
         <w:spacing w:line="240" w:lineRule="exact"/>
         <w:ind w:left="227"/>
         <w:rPr>
@@ -433,7 +437,7 @@
     </w:p>
     <w:p>
       <w:pPr>
-        <w:pStyle w:val="Titre1"/>
+        <w:pStyle w:val="Heading1"/>
         <w:spacing w:before="91"/>
         <w:jc w:val="both"/>
         <w:rPr>
@@ -471,7 +475,7 @@
     </w:p>
     <w:p>
       <w:pPr>
-        <w:pStyle w:val="Corpsdetexte"/>
+        <w:pStyle w:val="BodyText"/>
         <w:spacing w:before="34"/>
         <w:ind w:left="201" w:right="202"/>
         <w:jc w:val="both"/>
@@ -483,7 +487,7 @@
     </w:p>
     <w:p>
       <w:pPr>
-        <w:pStyle w:val="Corpsdetexte"/>
+        <w:pStyle w:val="BodyText"/>
         <w:spacing w:before="34"/>
         <w:ind w:left="201" w:right="202"/>
         <w:jc w:val="both"/>
@@ -616,12 +620,19 @@
           <w:sz w:val="21"/>
           <w:lang w:val="fr-CA"/>
         </w:rPr>
+        <w:t xml:space="preserve">avec </w:t>
+      </w:r>
+      <w:r>
+        <w:rPr>
+          <w:sz w:val="21"/>
+          <w:lang w:val="fr-CA"/>
+        </w:rPr>
         <w:t>les clients et de revenir sur mes connaissances en réseaux.</w:t>
       </w:r>
     </w:p>
     <w:p>
       <w:pPr>
-        <w:pStyle w:val="Corpsdetexte"/>
+        <w:pStyle w:val="BodyText"/>
         <w:spacing w:before="1"/>
         <w:rPr>
           <w:b/>
@@ -662,7 +673,7 @@
     </w:p>
     <w:p>
       <w:pPr>
-        <w:pStyle w:val="Corpsdetexte"/>
+        <w:pStyle w:val="BodyText"/>
         <w:spacing w:before="6"/>
         <w:rPr>
           <w:b/>
@@ -672,7 +683,7 @@
     </w:p>
     <w:tbl>
       <w:tblPr>
-        <w:tblStyle w:val="TableNormal"/>
+        <w:tblStyle w:val="TableNormal1"/>
         <w:tblW w:w="9270" w:type="dxa"/>
         <w:tblInd w:w="211" w:type="dxa"/>
         <w:tblLayout w:type="fixed"/>
@@ -1126,7 +1137,7 @@
     </w:tbl>
     <w:p>
       <w:pPr>
-        <w:pStyle w:val="Corpsdetexte"/>
+        <w:pStyle w:val="BodyText"/>
         <w:spacing w:before="34" w:line="271" w:lineRule="auto"/>
         <w:ind w:left="201" w:right="202"/>
         <w:jc w:val="both"/>
@@ -1138,7 +1149,7 @@
     </w:p>
     <w:p>
       <w:pPr>
-        <w:pStyle w:val="Titre1"/>
+        <w:pStyle w:val="Heading1"/>
         <w:jc w:val="both"/>
         <w:rPr>
           <w:sz w:val="26"/>
@@ -1167,7 +1178,7 @@
     </w:p>
     <w:p>
       <w:pPr>
-        <w:pStyle w:val="Corpsdetexte"/>
+        <w:pStyle w:val="BodyText"/>
         <w:spacing w:before="1"/>
         <w:rPr>
           <w:b/>
@@ -1177,7 +1188,7 @@
     </w:p>
     <w:tbl>
       <w:tblPr>
-        <w:tblStyle w:val="TableNormal"/>
+        <w:tblStyle w:val="TableNormal1"/>
         <w:tblW w:w="9180" w:type="dxa"/>
         <w:tblInd w:w="287" w:type="dxa"/>
         <w:tblLayout w:type="fixed"/>
@@ -1474,15 +1485,7 @@
                 <w:szCs w:val="21"/>
                 <w:lang w:val="fr-CA"/>
               </w:rPr>
-              <w:t>, Ubuntu, Kali)</w:t>
-            </w:r>
-            <w:r>
-              <w:rPr>
-                <w:sz w:val="21"/>
-                <w:szCs w:val="21"/>
-                <w:lang w:val="fr-CA"/>
-              </w:rPr>
-              <w:t xml:space="preserve">, </w:t>
+              <w:t xml:space="preserve">, Ubuntu, Kali), </w:t>
             </w:r>
             <w:proofErr w:type="spellStart"/>
             <w:r>
@@ -2132,7 +2135,7 @@
     </w:p>
     <w:p>
       <w:pPr>
-        <w:pStyle w:val="Paragraphedeliste"/>
+        <w:pStyle w:val="ListParagraph"/>
         <w:numPr>
           <w:ilvl w:val="0"/>
           <w:numId w:val="3"/>
@@ -2159,7 +2162,7 @@
     </w:p>
     <w:p>
       <w:pPr>
-        <w:pStyle w:val="Paragraphedeliste"/>
+        <w:pStyle w:val="ListParagraph"/>
         <w:tabs>
           <w:tab w:val="left" w:pos="442"/>
           <w:tab w:val="right" w:pos="720"/>
@@ -2299,7 +2302,7 @@
     </w:p>
     <w:p>
       <w:pPr>
-        <w:pStyle w:val="Paragraphedeliste"/>
+        <w:pStyle w:val="ListParagraph"/>
         <w:numPr>
           <w:ilvl w:val="0"/>
           <w:numId w:val="3"/>
@@ -2395,7 +2398,7 @@
     </w:p>
     <w:p>
       <w:pPr>
-        <w:pStyle w:val="Paragraphedeliste"/>
+        <w:pStyle w:val="ListParagraph"/>
         <w:numPr>
           <w:ilvl w:val="0"/>
           <w:numId w:val="3"/>
@@ -2637,7 +2640,7 @@
     </w:p>
     <w:p>
       <w:pPr>
-        <w:pStyle w:val="Paragraphedeliste"/>
+        <w:pStyle w:val="ListParagraph"/>
         <w:numPr>
           <w:ilvl w:val="0"/>
           <w:numId w:val="3"/>
@@ -2731,7 +2734,7 @@
     </w:p>
     <w:p>
       <w:pPr>
-        <w:pStyle w:val="Paragraphedeliste"/>
+        <w:pStyle w:val="ListParagraph"/>
         <w:numPr>
           <w:ilvl w:val="0"/>
           <w:numId w:val="3"/>
@@ -2784,7 +2787,7 @@
     </w:p>
     <w:p>
       <w:pPr>
-        <w:pStyle w:val="Paragraphedeliste"/>
+        <w:pStyle w:val="ListParagraph"/>
         <w:numPr>
           <w:ilvl w:val="0"/>
           <w:numId w:val="3"/>
@@ -2813,7 +2816,7 @@
     </w:p>
     <w:p>
       <w:pPr>
-        <w:pStyle w:val="Paragraphedeliste"/>
+        <w:pStyle w:val="ListParagraph"/>
         <w:tabs>
           <w:tab w:val="left" w:pos="442"/>
         </w:tabs>
@@ -2827,7 +2830,7 @@
     </w:p>
     <w:p>
       <w:pPr>
-        <w:pStyle w:val="Paragraphedeliste"/>
+        <w:pStyle w:val="ListParagraph"/>
         <w:tabs>
           <w:tab w:val="left" w:pos="442"/>
         </w:tabs>
@@ -2852,7 +2855,7 @@
     </w:p>
     <w:p>
       <w:pPr>
-        <w:pStyle w:val="Paragraphedeliste"/>
+        <w:pStyle w:val="ListParagraph"/>
         <w:tabs>
           <w:tab w:val="left" w:pos="442"/>
         </w:tabs>
@@ -2874,7 +2877,7 @@
     </w:p>
     <w:p>
       <w:pPr>
-        <w:pStyle w:val="Titre2"/>
+        <w:pStyle w:val="Heading2"/>
         <w:spacing w:before="0" w:line="290" w:lineRule="auto"/>
         <w:rPr>
           <w:sz w:val="21"/>
@@ -2904,7 +2907,7 @@
     </w:p>
     <w:p>
       <w:pPr>
-        <w:pStyle w:val="Corpsdetexte"/>
+        <w:pStyle w:val="BodyText"/>
         <w:spacing w:line="207" w:lineRule="exact"/>
         <w:ind w:left="201"/>
         <w:rPr>
@@ -2922,7 +2925,7 @@
     </w:p>
     <w:p>
       <w:pPr>
-        <w:pStyle w:val="Paragraphedeliste"/>
+        <w:pStyle w:val="ListParagraph"/>
         <w:numPr>
           <w:ilvl w:val="0"/>
           <w:numId w:val="2"/>
@@ -3027,7 +3030,7 @@
     </w:p>
     <w:p>
       <w:pPr>
-        <w:pStyle w:val="Paragraphedeliste"/>
+        <w:pStyle w:val="ListParagraph"/>
         <w:numPr>
           <w:ilvl w:val="0"/>
           <w:numId w:val="2"/>
@@ -3066,7 +3069,7 @@
     </w:p>
     <w:p>
       <w:pPr>
-        <w:pStyle w:val="Paragraphedeliste"/>
+        <w:pStyle w:val="ListParagraph"/>
         <w:numPr>
           <w:ilvl w:val="0"/>
           <w:numId w:val="2"/>
@@ -3121,7 +3124,7 @@
     </w:p>
     <w:p>
       <w:pPr>
-        <w:pStyle w:val="Paragraphedeliste"/>
+        <w:pStyle w:val="ListParagraph"/>
         <w:numPr>
           <w:ilvl w:val="0"/>
           <w:numId w:val="2"/>
@@ -3158,7 +3161,7 @@
     </w:p>
     <w:p>
       <w:pPr>
-        <w:pStyle w:val="Corpsdetexte"/>
+        <w:pStyle w:val="BodyText"/>
         <w:spacing w:before="9"/>
         <w:rPr>
           <w:sz w:val="17"/>
@@ -3167,7 +3170,7 @@
     </w:p>
     <w:p>
       <w:pPr>
-        <w:pStyle w:val="Titre2"/>
+        <w:pStyle w:val="Heading2"/>
         <w:rPr>
           <w:sz w:val="21"/>
           <w:szCs w:val="21"/>
@@ -3183,7 +3186,7 @@
     </w:p>
     <w:p>
       <w:pPr>
-        <w:pStyle w:val="Corpsdetexte"/>
+        <w:pStyle w:val="BodyText"/>
         <w:spacing w:line="247" w:lineRule="exact"/>
         <w:ind w:left="201"/>
         <w:rPr>
@@ -3201,7 +3204,7 @@
     </w:p>
     <w:p>
       <w:pPr>
-        <w:pStyle w:val="Paragraphedeliste"/>
+        <w:pStyle w:val="ListParagraph"/>
         <w:numPr>
           <w:ilvl w:val="0"/>
           <w:numId w:val="1"/>
@@ -3256,7 +3259,7 @@
     </w:p>
     <w:p>
       <w:pPr>
-        <w:pStyle w:val="Paragraphedeliste"/>
+        <w:pStyle w:val="ListParagraph"/>
         <w:numPr>
           <w:ilvl w:val="0"/>
           <w:numId w:val="1"/>
@@ -3295,7 +3298,7 @@
     </w:p>
     <w:p>
       <w:pPr>
-        <w:pStyle w:val="Paragraphedeliste"/>
+        <w:pStyle w:val="ListParagraph"/>
         <w:numPr>
           <w:ilvl w:val="0"/>
           <w:numId w:val="1"/>
@@ -3350,7 +3353,7 @@
     </w:p>
     <w:p>
       <w:pPr>
-        <w:pStyle w:val="Paragraphedeliste"/>
+        <w:pStyle w:val="ListParagraph"/>
         <w:numPr>
           <w:ilvl w:val="0"/>
           <w:numId w:val="1"/>
@@ -3387,7 +3390,7 @@
     </w:p>
     <w:p>
       <w:pPr>
-        <w:pStyle w:val="Paragraphedeliste"/>
+        <w:pStyle w:val="ListParagraph"/>
         <w:tabs>
           <w:tab w:val="left" w:pos="442"/>
         </w:tabs>
@@ -3407,7 +3410,7 @@
     </w:p>
     <w:p>
       <w:pPr>
-        <w:pStyle w:val="Titre2"/>
+        <w:pStyle w:val="Heading2"/>
         <w:ind w:left="121" w:right="0"/>
         <w:rPr>
           <w:sz w:val="20"/>
@@ -3438,7 +3441,7 @@
     </w:p>
     <w:p>
       <w:pPr>
-        <w:pStyle w:val="Corpsdetexte"/>
+        <w:pStyle w:val="BodyText"/>
         <w:rPr>
           <w:b/>
           <w:sz w:val="24"/>
@@ -3481,7 +3484,7 @@
 <w:ftr xmlns:wpc="http://schemas.microsoft.com/office/word/2010/wordprocessingCanvas" xmlns:cx="http://schemas.microsoft.com/office/drawing/2014/chartex" xmlns:cx1="http://schemas.microsoft.com/office/drawing/2015/9/8/chartex" xmlns:cx2="http://schemas.microsoft.com/office/drawing/2015/10/21/chartex" xmlns:cx3="http://schemas.microsoft.com/office/drawing/2016/5/9/chartex" xmlns:cx4="http://schemas.microsoft.com/office/drawing/2016/5/10/chartex" xmlns:cx5="http://schemas.microsoft.com/office/drawing/2016/5/11/chartex" xmlns:cx6="http://schemas.microsoft.com/office/drawing/2016/5/12/chartex" xmlns:cx7="http://schemas.microsoft.com/office/drawing/2016/5/13/chartex" xmlns:cx8="http://schemas.microsoft.com/office/drawing/2016/5/14/chartex" xmlns:mc="http://schemas.openxmlformats.org/markup-compatibility/2006" xmlns:aink="http://schemas.microsoft.com/office/drawing/2016/ink" xmlns:am3d="http://schemas.microsoft.com/office/drawing/2017/model3d" xmlns:o="urn:schemas-microsoft-com:office:office" xmlns:oel="http://schemas.microsoft.com/office/2019/extlst" xmlns:r="http://schemas.openxmlformats.org/officeDocument/2006/relationships" xmlns:m="http://schemas.openxmlformats.org/officeDocument/2006/math" xmlns:v="urn:schemas-microsoft-com:vml" xmlns:wp14="http://schemas.microsoft.com/office/word/2010/wordprocessingDrawing" xmlns:wp="http://schemas.openxmlformats.org/drawingml/2006/wordprocessingDrawing" xmlns:w10="urn:schemas-microsoft-com:office:word" xmlns:w="http://schemas.openxmlformats.org/wordprocessingml/2006/main" xmlns:w14="http://schemas.microsoft.com/office/word/2010/wordml" xmlns:w15="http://schemas.microsoft.com/office/word/2012/wordml" xmlns:w16cex="http://schemas.microsoft.com/office/word/2018/wordml/cex" xmlns:w16cid="http://schemas.microsoft.com/office/word/2016/wordml/cid" xmlns:w16="http://schemas.microsoft.com/office/word/2018/wordml" xmlns:w16du="http://schemas.microsoft.com/office/word/2023/wordml/word16du" xmlns:w16sdtdh="http://schemas.microsoft.com/office/word/2020/wordml/sdtdatahash" xmlns:w16sdtfl="http://schemas.microsoft.com/office/word/2024/wordml/sdtformatlock" xmlns:w16se="http://schemas.microsoft.com/office/word/2015/wordml/symex" xmlns:wpg="http://schemas.microsoft.com/office/word/2010/wordprocessingGroup" xmlns:wpi="http://schemas.microsoft.com/office/word/2010/wordprocessingInk" xmlns:wne="http://schemas.microsoft.com/office/word/2006/wordml" xmlns:wps="http://schemas.microsoft.com/office/word/2010/wordprocessingShape" mc:Ignorable="w14 w15 w16se w16cid w16 w16cex w16sdtdh w16sdtfl w16du wp14">
   <w:p>
     <w:pPr>
-      <w:pStyle w:val="Pieddepage"/>
+      <w:pStyle w:val="Footer"/>
       <w:rPr>
         <w:sz w:val="20"/>
         <w:szCs w:val="20"/>
@@ -4939,7 +4942,7 @@
       <w:rFonts w:ascii="Arial" w:eastAsia="Arial" w:hAnsi="Arial" w:cs="Arial"/>
     </w:rPr>
   </w:style>
-  <w:style w:type="paragraph" w:styleId="Titre1">
+  <w:style w:type="paragraph" w:styleId="Heading1">
     <w:name w:val="heading 1"/>
     <w:basedOn w:val="Normal"/>
     <w:uiPriority w:val="9"/>
@@ -4955,7 +4958,7 @@
       <w:szCs w:val="28"/>
     </w:rPr>
   </w:style>
-  <w:style w:type="paragraph" w:styleId="Titre2">
+  <w:style w:type="paragraph" w:styleId="Heading2">
     <w:name w:val="heading 2"/>
     <w:basedOn w:val="Normal"/>
     <w:uiPriority w:val="9"/>
@@ -4971,13 +4974,13 @@
       <w:bCs/>
     </w:rPr>
   </w:style>
-  <w:style w:type="character" w:default="1" w:styleId="Policepardfaut">
+  <w:style w:type="character" w:default="1" w:styleId="DefaultParagraphFont">
     <w:name w:val="Default Paragraph Font"/>
     <w:uiPriority w:val="1"/>
     <w:semiHidden/>
     <w:unhideWhenUsed/>
   </w:style>
-  <w:style w:type="table" w:default="1" w:styleId="TableauNormal">
+  <w:style w:type="table" w:default="1" w:styleId="TableNormal">
     <w:name w:val="Normal Table"/>
     <w:uiPriority w:val="99"/>
     <w:semiHidden/>
@@ -4992,13 +4995,13 @@
       </w:tblCellMar>
     </w:tblPr>
   </w:style>
-  <w:style w:type="numbering" w:default="1" w:styleId="Aucuneliste">
+  <w:style w:type="numbering" w:default="1" w:styleId="NoList">
     <w:name w:val="No List"/>
     <w:uiPriority w:val="99"/>
     <w:semiHidden/>
     <w:unhideWhenUsed/>
   </w:style>
-  <w:style w:type="character" w:styleId="Lienhypertexte">
+  <w:style w:type="character" w:styleId="Hyperlink">
     <w:name w:val="Hyperlink"/>
     <w:rPr>
       <w:color w:val="000080"/>
@@ -5008,7 +5011,7 @@
   <w:style w:type="paragraph" w:customStyle="1" w:styleId="Heading">
     <w:name w:val="Heading"/>
     <w:basedOn w:val="Normal"/>
-    <w:next w:val="Corpsdetexte"/>
+    <w:next w:val="BodyText"/>
     <w:qFormat/>
     <w:pPr>
       <w:keepNext/>
@@ -5020,18 +5023,18 @@
       <w:szCs w:val="28"/>
     </w:rPr>
   </w:style>
-  <w:style w:type="paragraph" w:styleId="Corpsdetexte">
+  <w:style w:type="paragraph" w:styleId="BodyText">
     <w:name w:val="Body Text"/>
     <w:basedOn w:val="Normal"/>
-    <w:link w:val="CorpsdetexteCar"/>
+    <w:link w:val="BodyTextChar"/>
     <w:uiPriority w:val="1"/>
     <w:qFormat/>
   </w:style>
-  <w:style w:type="paragraph" w:styleId="Liste">
+  <w:style w:type="paragraph" w:styleId="List">
     <w:name w:val="List"/>
-    <w:basedOn w:val="Corpsdetexte"/>
+    <w:basedOn w:val="BodyText"/>
   </w:style>
-  <w:style w:type="paragraph" w:styleId="Lgende">
+  <w:style w:type="paragraph" w:styleId="Caption">
     <w:name w:val="caption"/>
     <w:basedOn w:val="Normal"/>
     <w:qFormat/>
@@ -5054,7 +5057,7 @@
       <w:suppressLineNumbers/>
     </w:pPr>
   </w:style>
-  <w:style w:type="paragraph" w:styleId="Paragraphedeliste">
+  <w:style w:type="paragraph" w:styleId="ListParagraph">
     <w:name w:val="List Paragraph"/>
     <w:basedOn w:val="Normal"/>
     <w:uiPriority w:val="1"/>
@@ -5093,8 +5096,8 @@
       <w:bCs/>
     </w:rPr>
   </w:style>
-  <w:style w:type="table" w:customStyle="1" w:styleId="TableNormal">
-    <w:name w:val="Table Normal"/>
+  <w:style w:type="table" w:customStyle="1" w:styleId="TableNormal1">
+    <w:name w:val="Table Normal1"/>
     <w:uiPriority w:val="2"/>
     <w:semiHidden/>
     <w:unhideWhenUsed/>
@@ -5108,10 +5111,10 @@
       </w:tblCellMar>
     </w:tblPr>
   </w:style>
-  <w:style w:type="paragraph" w:styleId="En-tte">
+  <w:style w:type="paragraph" w:styleId="Header">
     <w:name w:val="header"/>
     <w:basedOn w:val="Normal"/>
-    <w:link w:val="En-tteCar"/>
+    <w:link w:val="HeaderChar"/>
     <w:uiPriority w:val="99"/>
     <w:unhideWhenUsed/>
     <w:rsid w:val="005E5D65"/>
@@ -5122,20 +5125,20 @@
       </w:tabs>
     </w:pPr>
   </w:style>
-  <w:style w:type="character" w:customStyle="1" w:styleId="En-tteCar">
-    <w:name w:val="En-tête Car"/>
-    <w:basedOn w:val="Policepardfaut"/>
-    <w:link w:val="En-tte"/>
+  <w:style w:type="character" w:customStyle="1" w:styleId="HeaderChar">
+    <w:name w:val="Header Char"/>
+    <w:basedOn w:val="DefaultParagraphFont"/>
+    <w:link w:val="Header"/>
     <w:uiPriority w:val="99"/>
     <w:rsid w:val="005E5D65"/>
     <w:rPr>
       <w:rFonts w:ascii="Arial" w:eastAsia="Arial" w:hAnsi="Arial" w:cs="Arial"/>
     </w:rPr>
   </w:style>
-  <w:style w:type="paragraph" w:styleId="Pieddepage">
+  <w:style w:type="paragraph" w:styleId="Footer">
     <w:name w:val="footer"/>
     <w:basedOn w:val="Normal"/>
-    <w:link w:val="PieddepageCar"/>
+    <w:link w:val="FooterChar"/>
     <w:uiPriority w:val="99"/>
     <w:unhideWhenUsed/>
     <w:rsid w:val="005E5D65"/>
@@ -5146,19 +5149,19 @@
       </w:tabs>
     </w:pPr>
   </w:style>
-  <w:style w:type="character" w:customStyle="1" w:styleId="PieddepageCar">
-    <w:name w:val="Pied de page Car"/>
-    <w:basedOn w:val="Policepardfaut"/>
-    <w:link w:val="Pieddepage"/>
+  <w:style w:type="character" w:customStyle="1" w:styleId="FooterChar">
+    <w:name w:val="Footer Char"/>
+    <w:basedOn w:val="DefaultParagraphFont"/>
+    <w:link w:val="Footer"/>
     <w:uiPriority w:val="99"/>
     <w:rsid w:val="005E5D65"/>
     <w:rPr>
       <w:rFonts w:ascii="Arial" w:eastAsia="Arial" w:hAnsi="Arial" w:cs="Arial"/>
     </w:rPr>
   </w:style>
-  <w:style w:type="character" w:styleId="Mentionnonrsolue">
+  <w:style w:type="character" w:styleId="UnresolvedMention">
     <w:name w:val="Unresolved Mention"/>
-    <w:basedOn w:val="Policepardfaut"/>
+    <w:basedOn w:val="DefaultParagraphFont"/>
     <w:uiPriority w:val="99"/>
     <w:semiHidden/>
     <w:unhideWhenUsed/>
@@ -5168,9 +5171,9 @@
       <w:shd w:val="clear" w:color="auto" w:fill="E1DFDD"/>
     </w:rPr>
   </w:style>
-  <w:style w:type="character" w:styleId="Lienhypertextesuivivisit">
+  <w:style w:type="character" w:styleId="FollowedHyperlink">
     <w:name w:val="FollowedHyperlink"/>
-    <w:basedOn w:val="Policepardfaut"/>
+    <w:basedOn w:val="DefaultParagraphFont"/>
     <w:uiPriority w:val="99"/>
     <w:semiHidden/>
     <w:unhideWhenUsed/>
@@ -5180,10 +5183,10 @@
       <w:u w:val="single"/>
     </w:rPr>
   </w:style>
-  <w:style w:type="character" w:customStyle="1" w:styleId="CorpsdetexteCar">
-    <w:name w:val="Corps de texte Car"/>
-    <w:basedOn w:val="Policepardfaut"/>
-    <w:link w:val="Corpsdetexte"/>
+  <w:style w:type="character" w:customStyle="1" w:styleId="BodyTextChar">
+    <w:name w:val="Body Text Char"/>
+    <w:basedOn w:val="DefaultParagraphFont"/>
+    <w:link w:val="BodyText"/>
     <w:uiPriority w:val="1"/>
     <w:rsid w:val="00542204"/>
     <w:rPr>
